--- a/AI_DataValidator_Risk_Assessment.docx
+++ b/AI_DataValidator_Risk_Assessment.docx
@@ -364,15 +364,16 @@
               <w:right w:type="dxa" w:w="110"/>
             </w:tcMar>
           </w:tcPr>
-          <w:r>
-            <w:rPr>
-              <w:color w:val="222222"/>
-              <w:sz w:val="21"/>
-              <w:szCs w:val="21"/>
-            </w:rPr>
-            <w:t xml:space="preserve">Deterministic engine computes every number; the LLM only authors rules. AI cannot generate a result value.</w:t>
-          </w:r>
-          <w:p/>
+          <w:p>
+            <w:r>
+              <w:rPr>
+                <w:color w:val="222222"/>
+                <w:sz w:val="21"/>
+                <w:szCs w:val="21"/>
+              </w:rPr>
+              <w:t xml:space="preserve">Deterministic engine computes every number; the LLM only authors rules. AI cannot generate a result value.</w:t>
+            </w:r>
+          </w:p>
         </w:tc>
         <w:tc>
           <w:tcPr>
@@ -459,15 +460,16 @@
               <w:right w:type="dxa" w:w="110"/>
             </w:tcMar>
           </w:tcPr>
-          <w:r>
-            <w:rPr>
-              <w:color w:val="222222"/>
-              <w:sz w:val="21"/>
-              <w:szCs w:val="21"/>
-            </w:rPr>
-            <w:t xml:space="preserve">Full dataset never sent; only masked column samples for schema mapping. Local PII scan + masking; DPA_ONLY mode restricts to DPA providers; reference-doc search runs on a local model.</w:t>
-          </w:r>
-          <w:p/>
+          <w:p>
+            <w:r>
+              <w:rPr>
+                <w:color w:val="222222"/>
+                <w:sz w:val="21"/>
+                <w:szCs w:val="21"/>
+              </w:rPr>
+              <w:t xml:space="preserve">Full dataset never sent; only masked column samples for schema mapping. Local PII scan + masking; DPA_ONLY mode restricts to DPA providers; reference-doc search runs on a local model.</w:t>
+            </w:r>
+          </w:p>
         </w:tc>
         <w:tc>
           <w:tcPr>
@@ -554,15 +556,16 @@
               <w:right w:type="dxa" w:w="110"/>
             </w:tcMar>
           </w:tcPr>
-          <w:r>
-            <w:rPr>
-              <w:color w:val="222222"/>
-              <w:sz w:val="21"/>
-              <w:szCs w:val="21"/>
-            </w:rPr>
-            <w:t xml:space="preserve">LLM output is constrained to rule parameters that the deterministic engine validates; arithmetic is AST-whitelisted; no arbitrary code execution; fixed 6-tool set; 8-iteration cap.</w:t>
-          </w:r>
-          <w:p/>
+          <w:p>
+            <w:r>
+              <w:rPr>
+                <w:color w:val="222222"/>
+                <w:sz w:val="21"/>
+                <w:szCs w:val="21"/>
+              </w:rPr>
+              <w:t xml:space="preserve">LLM output is constrained to rule parameters that the deterministic engine validates; arithmetic is AST-whitelisted; no arbitrary code execution; fixed 6-tool set; 8-iteration cap.</w:t>
+            </w:r>
+          </w:p>
         </w:tc>
         <w:tc>
           <w:tcPr>
@@ -649,15 +652,16 @@
               <w:right w:type="dxa" w:w="110"/>
             </w:tcMar>
           </w:tcPr>
-          <w:r>
-            <w:rPr>
-              <w:color w:val="222222"/>
-              <w:sz w:val="21"/>
-              <w:szCs w:val="21"/>
-            </w:rPr>
-            <w:t xml:space="preserve">User reviews and confirms rules; explicit user input overrides model suggestions (user-first key precedence); results are recomputed deterministically and shown before saving.</w:t>
-          </w:r>
-          <w:p/>
+          <w:p>
+            <w:r>
+              <w:rPr>
+                <w:color w:val="222222"/>
+                <w:sz w:val="21"/>
+                <w:szCs w:val="21"/>
+              </w:rPr>
+              <w:t xml:space="preserve">User reviews and confirms rules; explicit user input overrides model suggestions (user-first key precedence); results are recomputed deterministically and shown before saving.</w:t>
+            </w:r>
+          </w:p>
         </w:tc>
         <w:tc>
           <w:tcPr>
@@ -744,15 +748,16 @@
               <w:right w:type="dxa" w:w="110"/>
             </w:tcMar>
           </w:tcPr>
-          <w:r>
-            <w:rPr>
-              <w:color w:val="222222"/>
-              <w:sz w:val="21"/>
-              <w:szCs w:val="21"/>
-            </w:rPr>
-            <w:t xml:space="preserve">Per-user workspace isolation; role-based access (Admin / Workspace User / Run Only); bcrypt-hashed passwords; subscription-expiry gating on every run.</w:t>
-          </w:r>
-          <w:p/>
+          <w:p>
+            <w:r>
+              <w:rPr>
+                <w:color w:val="222222"/>
+                <w:sz w:val="21"/>
+                <w:szCs w:val="21"/>
+              </w:rPr>
+              <w:t xml:space="preserve">Per-user workspace isolation; role-based access (Admin / Workspace User / Run Only); bcrypt-hashed passwords; subscription-expiry gating on every run.</w:t>
+            </w:r>
+          </w:p>
         </w:tc>
         <w:tc>
           <w:tcPr>
@@ -839,15 +844,16 @@
               <w:right w:type="dxa" w:w="110"/>
             </w:tcMar>
           </w:tcPr>
-          <w:r>
-            <w:rPr>
-              <w:color w:val="222222"/>
-              <w:sz w:val="21"/>
-              <w:szCs w:val="21"/>
-            </w:rPr>
-            <w:t xml:space="preserve">Per-user monthly token caps; multi-provider fallback chain if a provider is exhausted.</w:t>
-          </w:r>
-          <w:p/>
+          <w:p>
+            <w:r>
+              <w:rPr>
+                <w:color w:val="222222"/>
+                <w:sz w:val="21"/>
+                <w:szCs w:val="21"/>
+              </w:rPr>
+              <w:t xml:space="preserve">Per-user monthly token caps; multi-provider fallback chain if a provider is exhausted.</w:t>
+            </w:r>
+          </w:p>
         </w:tc>
         <w:tc>
           <w:tcPr>
@@ -934,15 +940,16 @@
               <w:right w:type="dxa" w:w="110"/>
             </w:tcMar>
           </w:tcPr>
-          <w:r>
-            <w:rPr>
-              <w:color w:val="222222"/>
-              <w:sz w:val="21"/>
-              <w:szCs w:val="21"/>
-            </w:rPr>
-            <w:t xml:space="preserve">Workspace database and saved rules persisted on a mounted volume; admin can export/save runs.</w:t>
-          </w:r>
-          <w:p/>
+          <w:p>
+            <w:r>
+              <w:rPr>
+                <w:color w:val="222222"/>
+                <w:sz w:val="21"/>
+                <w:szCs w:val="21"/>
+              </w:rPr>
+              <w:t xml:space="preserve">Workspace database and saved rules persisted on a mounted volume; admin can export/save runs.</w:t>
+            </w:r>
+          </w:p>
         </w:tc>
         <w:tc>
           <w:tcPr>
@@ -1029,15 +1036,16 @@
               <w:right w:type="dxa" w:w="110"/>
             </w:tcMar>
           </w:tcPr>
-          <w:r>
-            <w:rPr>
-              <w:color w:val="222222"/>
-              <w:sz w:val="21"/>
-              <w:szCs w:val="21"/>
-            </w:rPr>
-            <w:t xml:space="preserve">Admin “Clean up” purges a user’s workspace/rules; account deletion removes data. Formal retention schedule to be defined per client contract.</w:t>
-          </w:r>
-          <w:p/>
+          <w:p>
+            <w:r>
+              <w:rPr>
+                <w:color w:val="222222"/>
+                <w:sz w:val="21"/>
+                <w:szCs w:val="21"/>
+              </w:rPr>
+              <w:t xml:space="preserve">Admin “Clean up” purges a user’s workspace/rules; account deletion removes data. Formal retention schedule to be defined per client contract.</w:t>
+            </w:r>
+          </w:p>
         </w:tc>
         <w:tc>
           <w:tcPr>
